--- a/03_Participant-Workbook/participant-workbook.docx
+++ b/03_Participant-Workbook/participant-workbook.docx
@@ -33,7 +33,7 @@
           <w:sz w:val="24"/>
           <w:szCs w:val="24"/>
         </w:rPr>
-        <w:t xml:space="preserve">21 Julai 2026 (Selasa) · 10.00 pagi – 11.00 pagi</w:t>
+        <w:t xml:space="preserve">21 Julai 2026 (Selasa) · 10.00 pagi–12.00 tengah hari</w:t>
       </w:r>
     </w:p>
     <w:p>
